--- a/ECcourse/homework3.docx
+++ b/ECcourse/homework3.docx
@@ -89,18 +89,21 @@
         <w:t xml:space="preserve"> </w:t>
       </w:r>
       <w:r>
-        <w:t>10/0</w:t>
-      </w:r>
-      <w:r>
-        <w:t>7</w:t>
+        <w:t>9</w:t>
       </w:r>
       <w:bookmarkStart w:id="0" w:name="_GoBack"/>
       <w:bookmarkEnd w:id="0"/>
       <w:r>
+        <w:t>/</w:t>
+      </w:r>
+      <w:r>
+        <w:t>28</w:t>
+      </w:r>
+      <w:r>
         <w:t>/202</w:t>
       </w:r>
       <w:r>
-        <w:t>5</w:t>
+        <w:t>6</w:t>
       </w:r>
       <w:r>
         <w:rPr>
